--- a/PantryApplication/Task 3 Template.docx
+++ b/PantryApplication/Task 3 Template.docx
@@ -663,6 +663,11 @@
     </w:p>
     <w:sdt>
       <w:sdtPr>
+        <w:rPr>
+          <w:rFonts w:asciiTheme="minorHAnsi" w:eastAsiaTheme="minorEastAsia" w:hAnsiTheme="minorHAnsi" w:cstheme="minorBidi"/>
+          <w:b w:val="0"/>
+          <w:szCs w:val="24"/>
+        </w:rPr>
         <w:id w:val="-804228790"/>
         <w:docPartObj>
           <w:docPartGallery w:val="Table of Contents"/>
@@ -671,10 +676,8 @@
       </w:sdtPr>
       <w:sdtEndPr>
         <w:rPr>
-          <w:rFonts w:asciiTheme="minorHAnsi" w:eastAsiaTheme="minorEastAsia" w:hAnsiTheme="minorHAnsi" w:cstheme="minorBidi"/>
           <w:bCs/>
           <w:noProof/>
-          <w:szCs w:val="24"/>
         </w:rPr>
       </w:sdtEndPr>
       <w:sdtContent>
@@ -3790,7 +3793,7 @@
         <w:t>Built</w:t>
       </w:r>
       <w:r>
-        <w:t xml:space="preserve"> using ASP.NET Core MVC, the application adheres to object-oriented design principles, with a focus on the Single-Responsibility Principle (SRP) to ensure modularity and maintainability.</w:t>
+        <w:t xml:space="preserve"> using ASP.NET Core MVC, the application adheres to object-oriented design principles with a focus on the Single-Responsibility Principle (SRP) to ensure modularity and maintainability.</w:t>
       </w:r>
     </w:p>
     <w:p>
@@ -4593,19 +4596,25 @@
       </w:r>
       <w:proofErr w:type="spellEnd"/>
       <w:r>
-        <w:t xml:space="preserve"> library to simulate dependencies. These tests focused on verifying the behavior of critical methods, such as item search, </w:t>
-      </w:r>
-      <w:r>
-        <w:t>report functionality, and item addition</w:t>
-      </w:r>
-      <w:r>
-        <w:t xml:space="preserve">, under various conditions. The results of the unit tests confirmed that </w:t>
+        <w:t xml:space="preserve"> library to simulate dependencies. </w:t>
+      </w:r>
+      <w:r>
+        <w:t xml:space="preserve">These tests serve to verify the behavior of critical methods such as item search, report functionality, and item addition, all under various conditions. </w:t>
+      </w:r>
+      <w:r>
+        <w:t xml:space="preserve">The results of the unit tests confirmed that </w:t>
       </w:r>
       <w:r>
         <w:t>most</w:t>
       </w:r>
       <w:r>
-        <w:t xml:space="preserve"> methods performed as expected but allowed for the debugging and updating of those that did not.</w:t>
+        <w:t xml:space="preserve"> methods performed as expected </w:t>
+      </w:r>
+      <w:r>
+        <w:t>and</w:t>
+      </w:r>
+      <w:r>
+        <w:t xml:space="preserve"> allowed for the debugging and updating of those that did not.</w:t>
       </w:r>
     </w:p>
     <w:p>
@@ -4660,7 +4669,13 @@
         <w:t>. While many of the methods used in these tests shared common patterns</w:t>
       </w:r>
       <w:r>
-        <w:t>, like interacting with the database to retrieve and manipulate data, some were unique in their complexity and purpose.</w:t>
+        <w:t xml:space="preserve">, </w:t>
+      </w:r>
+      <w:r>
+        <w:t>such as</w:t>
+      </w:r>
+      <w:r>
+        <w:t xml:space="preserve"> interacting with the database to retrieve and manipulate data, some were unique in their complexity and purpose.</w:t>
       </w:r>
     </w:p>
     <w:p>
@@ -4739,7 +4754,13 @@
         <w:t xml:space="preserve"> Tests for item management involved</w:t>
       </w:r>
       <w:r>
-        <w:t xml:space="preserve"> verifying that both item types could be added to the database successfully and item-specific information could be retrieved.</w:t>
+        <w:t xml:space="preserve"> verifying that both item types could be added to the database successfully and </w:t>
+      </w:r>
+      <w:r>
+        <w:t xml:space="preserve">that </w:t>
+      </w:r>
+      <w:r>
+        <w:t>item-specific information could be retrieved.</w:t>
       </w:r>
     </w:p>
     <w:p>
@@ -5193,15 +5214,13 @@
         </w:numPr>
       </w:pPr>
       <w:r>
-        <w:t xml:space="preserve">Application Codebase: To validate and execute tests, access to the source code, including the </w:t>
-      </w:r>
-      <w:proofErr w:type="spellStart"/>
-      <w:r>
-        <w:t>PantryController</w:t>
-      </w:r>
-      <w:proofErr w:type="spellEnd"/>
-      <w:r>
-        <w:t xml:space="preserve"> and related models, views, and database context, is required. </w:t>
+        <w:t xml:space="preserve">Application Codebase: </w:t>
+      </w:r>
+      <w:r>
+        <w:t>Access to the source code is required to validate and execute tests</w:t>
+      </w:r>
+      <w:r>
+        <w:t xml:space="preserve">. </w:t>
       </w:r>
     </w:p>
     <w:p>
@@ -5307,10 +5326,10 @@
         </w:numPr>
       </w:pPr>
       <w:r>
+        <w:t xml:space="preserve">If a test fails, the test case is first reviewed for accuracy, and then the test is further investigated to identify the root cause of the failure. Further </w:t>
+      </w:r>
+      <w:r>
         <w:lastRenderedPageBreak/>
-        <w:t xml:space="preserve">If a test fails, the test case is first reviewed for accuracy, and then the test is further investigated to identify the root cause of the failure. Further </w:t>
-      </w:r>
-      <w:r>
         <w:t>remediation</w:t>
       </w:r>
       <w:r>
@@ -5706,7 +5725,13 @@
     </w:p>
     <w:p>
       <w:r>
-        <w:t>The testing process ______, validating the functionality of critical application features. Below is a summary of the results for each major feature:</w:t>
+        <w:t>The testing process</w:t>
+      </w:r>
+      <w:r>
+        <w:t xml:space="preserve"> yielded comprehensive results</w:t>
+      </w:r>
+      <w:r>
+        <w:t>, validating the functionality of critical application features. Below is a summary of the results for each major feature:</w:t>
       </w:r>
     </w:p>
     <w:p>
@@ -5861,7 +5886,19 @@
       </w:r>
       <w:proofErr w:type="gramEnd"/>
       <w:r>
-        <w:t xml:space="preserve"> confirmed the application’s functionality met the intended requirements, and all tests passed successfully. Below is a screenshot from the </w:t>
+        <w:t xml:space="preserve"> confirmed the application’s functionality met the intended requirements</w:t>
+      </w:r>
+      <w:r>
+        <w:t xml:space="preserve"> </w:t>
+      </w:r>
+      <w:r>
+        <w:t xml:space="preserve">and all tests </w:t>
+      </w:r>
+      <w:r>
+        <w:t xml:space="preserve">were </w:t>
+      </w:r>
+      <w:r>
+        <w:t xml:space="preserve">passed successfully. Below is a screenshot from the </w:t>
       </w:r>
       <w:proofErr w:type="spellStart"/>
       <w:r>
@@ -6466,6 +6503,9 @@
       <w:r>
         <w:t>Open the solution in Visual Studio</w:t>
       </w:r>
+      <w:r>
+        <w:t>.</w:t>
+      </w:r>
     </w:p>
     <w:p>
       <w:pPr>
@@ -6544,7 +6584,13 @@
       </w:r>
       <w:proofErr w:type="gramEnd"/>
       <w:r>
-        <w:t xml:space="preserve"> the application directory, selecting “Publish”, and following the prompts. This can also be achieved by navigating to the Azure portal (</w:t>
+        <w:t xml:space="preserve"> the application directory, selecting “Publish</w:t>
+      </w:r>
+      <w:r>
+        <w:t>,</w:t>
+      </w:r>
+      <w:r>
+        <w:t>” and following the prompts. This can also be achieved by navigating to the Azure portal (</w:t>
       </w:r>
       <w:hyperlink r:id="rId28" w:history="1">
         <w:r>
@@ -6555,7 +6601,19 @@
         </w:r>
       </w:hyperlink>
       <w:r>
-        <w:t>), selecting “App Services”, and clicking “Create Web App.”</w:t>
+        <w:t>), selecting “App Services</w:t>
+      </w:r>
+      <w:r>
+        <w:t>,</w:t>
+      </w:r>
+      <w:r>
+        <w:t>”</w:t>
+      </w:r>
+      <w:r>
+        <w:t xml:space="preserve"> </w:t>
+      </w:r>
+      <w:r>
+        <w:t>and clicking “Create Web App.”</w:t>
       </w:r>
     </w:p>
     <w:p>
@@ -6604,7 +6662,10 @@
     </w:p>
     <w:p>
       <w:r>
-        <w:t>This user guide provides detailed instructions to guide users through the signup and login process, and how to use all the features of the application. It is designed to ensure that users can seamlessly navigate through the application.</w:t>
+        <w:t xml:space="preserve">This user guide provides detailed instructions </w:t>
+      </w:r>
+      <w:r>
+        <w:t>intended to guide users through the signup and login process, as well as how to use all the features of the application.</w:t>
       </w:r>
     </w:p>
     <w:p>
@@ -6770,7 +6831,7 @@
           <w:noProof/>
         </w:rPr>
         <w:drawing>
-          <wp:inline distT="0" distB="0" distL="0" distR="0" wp14:anchorId="0C2C1106" wp14:editId="12695960">
+          <wp:inline distT="0" distB="0" distL="0" distR="0" wp14:anchorId="0C2C1106" wp14:editId="4DA7AAD5">
             <wp:extent cx="5248275" cy="273067"/>
             <wp:effectExtent l="0" t="0" r="0" b="0"/>
             <wp:docPr id="340489082" name="Picture 11"/>
@@ -6843,7 +6904,6 @@
         </w:numPr>
       </w:pPr>
       <w:r>
-        <w:lastRenderedPageBreak/>
         <w:t>Enter your email address and password and press the “Log</w:t>
       </w:r>
       <w:r>
@@ -6862,6 +6922,7 @@
         </w:numPr>
       </w:pPr>
       <w:r>
+        <w:lastRenderedPageBreak/>
         <w:t>If successful, you will be redirected to the homepage, where you will see a unique greeting and the “My Pantry” navigation link at the top</w:t>
       </w:r>
       <w:r>
@@ -7021,7 +7082,6 @@
         </w:numPr>
       </w:pPr>
       <w:r>
-        <w:lastRenderedPageBreak/>
         <w:t>Ex.</w:t>
       </w:r>
     </w:p>
@@ -7037,6 +7097,7 @@
         <w:rPr>
           <w:noProof/>
         </w:rPr>
+        <w:lastRenderedPageBreak/>
         <w:drawing>
           <wp:inline distT="0" distB="0" distL="0" distR="0" wp14:anchorId="02AD7C8B" wp14:editId="2356BB90">
             <wp:extent cx="4993710" cy="701040"/>
@@ -7195,7 +7256,6 @@
       </w:pPr>
       <w:bookmarkStart w:id="37" w:name="_Toc184502464"/>
       <w:r>
-        <w:lastRenderedPageBreak/>
         <w:t>Edit Item</w:t>
       </w:r>
       <w:bookmarkEnd w:id="37"/>
@@ -7209,7 +7269,13 @@
         </w:numPr>
       </w:pPr>
       <w:r>
-        <w:t xml:space="preserve">To edit an existing item in your pantry, find the table row that corresponds to the item you want to edit, and click the button with the pencil icon on the far right. </w:t>
+        <w:t xml:space="preserve">To edit an existing item in your pantry, find the table row that corresponds to the item you want to edit, </w:t>
+      </w:r>
+      <w:r>
+        <w:t>then</w:t>
+      </w:r>
+      <w:r>
+        <w:t xml:space="preserve"> click the button with the pencil icon on the far right. </w:t>
       </w:r>
     </w:p>
     <w:p>
@@ -7224,6 +7290,7 @@
         <w:rPr>
           <w:noProof/>
         </w:rPr>
+        <w:lastRenderedPageBreak/>
         <w:drawing>
           <wp:inline distT="0" distB="0" distL="0" distR="0" wp14:anchorId="19F2E121" wp14:editId="5AD751CF">
             <wp:extent cx="2047875" cy="1019175"/>
@@ -7316,7 +7383,13 @@
         </w:numPr>
       </w:pPr>
       <w:r>
-        <w:t>To delete an existing item from your pantry, find the table row that corresponds to the item you want to delete, and click the button with the garbage can icon on the far right.</w:t>
+        <w:t xml:space="preserve">To delete an existing item from your pantry, find the table row that corresponds to the item you want to delete, </w:t>
+      </w:r>
+      <w:r>
+        <w:t>then</w:t>
+      </w:r>
+      <w:r>
+        <w:t xml:space="preserve"> click the button with the garbage can icon on the far right.</w:t>
       </w:r>
     </w:p>
     <w:p>
@@ -7438,7 +7511,6 @@
         <w:rPr>
           <w:noProof/>
         </w:rPr>
-        <w:lastRenderedPageBreak/>
         <w:drawing>
           <wp:inline distT="0" distB="0" distL="0" distR="0" wp14:anchorId="768B0286" wp14:editId="5150693D">
             <wp:extent cx="4695825" cy="543833"/>
@@ -7491,6 +7563,7 @@
         </w:numPr>
       </w:pPr>
       <w:r>
+        <w:lastRenderedPageBreak/>
         <w:t>You will be directed to a page containing your search results or informing you that no results were found.</w:t>
       </w:r>
     </w:p>
@@ -7647,7 +7720,13 @@
         </w:numPr>
       </w:pPr>
       <w:r>
-        <w:t>To select a report type, click on the drop-down menu and choose an option. Once selected, click the “Generate” button to generate the report or “Close” to close the modal and return to your pantry.</w:t>
+        <w:t>To select a report type, click on the drop-down menu and choose an option. Once selected, click the “Generate” button to generate the report or</w:t>
+      </w:r>
+      <w:r>
+        <w:t xml:space="preserve"> click</w:t>
+      </w:r>
+      <w:r>
+        <w:t xml:space="preserve"> “Close” to close the modal and return to your pantry.</w:t>
       </w:r>
     </w:p>
     <w:p>
@@ -16385,6 +16464,8 @@
     <w:rsid w:val="00CC059D"/>
     <w:rsid w:val="00D169B5"/>
     <w:rsid w:val="00F3775A"/>
+    <w:rsid w:val="00F97CA0"/>
+    <w:rsid w:val="00FE6B30"/>
   </w:rsids>
   <m:mathPr>
     <m:mathFont m:val="Cambria Math"/>
